--- a/docs/meetings/2026-10-15-1c-call/1c-voprosy-vitaliy.docx
+++ b/docs/meetings/2026-10-15-1c-call/1c-voprosy-vitaliy.docx
@@ -43,7 +43,7 @@
         <w:pStyle w:val="FirstParagraph"/>
       </w:pPr>
       <w:r>
-        <w:t xml:space="preserve">Вопросы нужны, чтобы до подготовки ТЗ понять текущую базу 1С и интеграцию Битрикс24 с 1С, выполненную в 2025 году (по ней была приёмка по старому ТЗ, 03:16, 06:19) [PROVEN]. В звонке технических ответов 1С не прозвучало: конфигурация, расширения, механизм и частота обмена, пользователь интеграции, журнал ошибок [PROVEN]. Пришлите ответы по каждому вопросу и файлы из пункта «Что прислать». Метки: [PROVEN] — сказано в звонке (тайм-код мм:сс); [INFERRED] — вывод аналитика; [UNVERIFIED] — не подтверждено.</w:t>
+        <w:t xml:space="preserve">Вопросы нужны, чтобы до подготовки ТЗ понять текущую базу 1С и интеграцию Битрикс24 с 1С, выполненную в 2025 году (по ней была приёмка по старому ТЗ, 03:16, 06:19). В звонке технических ответов 1С не прозвучало: конфигурация, расширения, механизм и частота обмена, пользователь интеграции, журнал ошибок. Пришлите ответы по каждому вопросу и файлы из пункта «Что прислать».</w:t>
       </w:r>
     </w:p>
     <w:bookmarkEnd w:id="21"/>
@@ -65,7 +65,7 @@
         <w:pStyle w:val="Compact"/>
       </w:pPr>
       <w:r>
-        <w:t xml:space="preserve">Евро стекло просит интеграцию Битрикс24 с 1С: обмен документами по бизнес-процессу, от номенклатуры и договора до заказа и счёта (00:12, 00:33) [PROVEN].</w:t>
+        <w:t xml:space="preserve">Евро стекло просит интеграцию Битрикс24 с 1С: обмен документами по бизнес-процессу, от номенклатуры и договора до заказа и счёта (00:12, 00:33).</w:t>
       </w:r>
     </w:p>
     <w:p>
@@ -77,7 +77,7 @@
         <w:pStyle w:val="Compact"/>
       </w:pPr>
       <w:r>
-        <w:t xml:space="preserve">Мастер-система остаётся 1С; в Битрикс24 документы только для просмотра и отправки, редактирование через 1С (02:04, 03:16) [PROVEN].</w:t>
+        <w:t xml:space="preserve">Мастер-система остаётся 1С; в Битрикс24 документы только для просмотра и отправки, редактирование через 1С (02:04, 03:16).</w:t>
       </w:r>
     </w:p>
     <w:p>
@@ -89,7 +89,7 @@
         <w:pStyle w:val="Compact"/>
       </w:pPr>
       <w:r>
-        <w:t xml:space="preserve">Интеграция 2025 года работает частично: в Битрикс24 создаётся событие, видна информация о заказе, разнос платежей и отметка об оплате (03:16); настраивал её прежний 1С-разработчик [PROVEN].</w:t>
+        <w:t xml:space="preserve">Интеграция 2025 года работает частично: в Битрикс24 создаётся событие, видна информация о заказе, разнос платежей и отметка об оплате (03:16); настраивал её прежний 1С-разработчик.</w:t>
       </w:r>
     </w:p>
     <w:p>
@@ -101,7 +101,7 @@
         <w:pStyle w:val="Compact"/>
       </w:pPr>
       <w:r>
-        <w:t xml:space="preserve">После недавнего сбоя цены в заказах не подтягиваются, менеджер исчез из базы, заказы вернулись на Романа (57:26) [PROVEN].</w:t>
+        <w:t xml:space="preserve">После недавнего сбоя цены в заказах не подтягиваются, менеджер исчез из базы, заказы вернулись на Романа (57:26).</w:t>
       </w:r>
     </w:p>
     <w:p>
@@ -113,7 +113,7 @@
         <w:pStyle w:val="Compact"/>
       </w:pPr>
       <w:r>
-        <w:t xml:space="preserve">Решено со слов Романа: синхронизировать номенклатуру, контрагентов и заказы (52:04); печатные формы идут вместе с заказами; календарь и задания желательны, не обязательны (52:31, 53:36) [PROVEN].</w:t>
+        <w:t xml:space="preserve">Решено со слов Романа: синхронизировать номенклатуру, контрагентов и заказы (52:04); печатные формы идут вместе с заказами; календарь и задания желательны, не обязательны (52:31, 53:36).</w:t>
       </w:r>
     </w:p>
     <w:p>
@@ -125,7 +125,7 @@
         <w:pStyle w:val="Compact"/>
       </w:pPr>
       <w:r>
-        <w:t xml:space="preserve">Андрей: интегрировать неправильно работающую мастер-систему нельзя, 1С нужно исправить до интеграции (58:49); копия базы — после подписания бумаги (59:47, 01:00:01); последнюю версию ТЗ и описание прошлой задачи Андрей отправит (01:00:25, 01:00:37) [PROVEN].</w:t>
+        <w:t xml:space="preserve">Андрей: интегрировать неправильно работающую мастер-систему нельзя, 1С нужно исправить до интеграции (58:49); копия базы — после подписания бумаги (59:47, 01:00:01); последнюю версию ТЗ и описание прошлой задачи Андрей отправит (01:00:25, 01:00:37).</w:t>
       </w:r>
     </w:p>
     <w:bookmarkEnd w:id="22"/>
@@ -143,7 +143,7 @@
         <w:pStyle w:val="FirstParagraph"/>
       </w:pPr>
       <w:r>
-        <w:t xml:space="preserve">Пути в меню 1С даны ориентировочно (UNVERIFIED для конкретной версии платформы). Пароли и ключи не запрашиваются: только описание учётных записей без пароля.</w:t>
+        <w:t xml:space="preserve">Пути в меню 1С даны ориентировочно (зависят от версии платформы). Пароли и ключи не запрашиваются: только описание учётных записей без пароля.</w:t>
       </w:r>
     </w:p>
     <w:bookmarkStart w:id="23" w:name="Xb235e4c7ad8f40ab5adc1e7db21e79dea2d7a1f"/>
@@ -224,19 +224,7 @@
         <w:pStyle w:val="Compact"/>
       </w:pPr>
       <w:r>
-        <w:t xml:space="preserve">Статус ответа: не отвечен — в звонке вопрос не задавался [INFERRED]</w:t>
-      </w:r>
-    </w:p>
-    <w:p>
-      <w:pPr>
-        <w:numPr>
-          <w:ilvl w:val="0"/>
-          <w:numId w:val="1002"/>
-        </w:numPr>
-        <w:pStyle w:val="Compact"/>
-      </w:pPr>
-      <w:r>
-        <w:t xml:space="preserve">Ответ на встрече: нет; известно лишь, что прошлый разработчик настроил интеграцию, но реализовал процесс неправильно (03:16), а 1С постоянно донастраивается под бизнес-модель (54:21) [PROVEN (03:16), PROVEN (54:21)]</w:t>
+        <w:t xml:space="preserve">Ответ на встрече: нет; известно лишь, что прошлый разработчик настроил интеграцию, но реализовал процесс неправильно (03:16), а 1С постоянно донастраивается под бизнес-модель (54:21)</w:t>
       </w:r>
     </w:p>
     <w:bookmarkEnd w:id="23"/>
@@ -318,19 +306,7 @@
         <w:pStyle w:val="Compact"/>
       </w:pPr>
       <w:r>
-        <w:t xml:space="preserve">Статус ответа: не отвечен — в звонке не обсуждалось [INFERRED]</w:t>
-      </w:r>
-    </w:p>
-    <w:p>
-      <w:pPr>
-        <w:numPr>
-          <w:ilvl w:val="0"/>
-          <w:numId w:val="1003"/>
-        </w:numPr>
-        <w:pStyle w:val="Compact"/>
-      </w:pPr>
-      <w:r>
-        <w:t xml:space="preserve">Ответ на встрече: нет [INFERRED]</w:t>
+        <w:t xml:space="preserve">Ответ на встрече: нет</w:t>
       </w:r>
     </w:p>
     <w:bookmarkEnd w:id="24"/>
@@ -412,19 +388,7 @@
         <w:pStyle w:val="Compact"/>
       </w:pPr>
       <w:r>
-        <w:t xml:space="preserve">Статус ответа: слабо — известно только, что интеграция с 2025 года есть и показывает заказ и оплату в Битрикс [PROVEN (03:16)]</w:t>
-      </w:r>
-    </w:p>
-    <w:p>
-      <w:pPr>
-        <w:numPr>
-          <w:ilvl w:val="0"/>
-          <w:numId w:val="1004"/>
-        </w:numPr>
-        <w:pStyle w:val="Compact"/>
-      </w:pPr>
-      <w:r>
-        <w:t xml:space="preserve">Ответ на встрече: Андрей сказал, что интеграция от 2025 года уже есть, в Битрикс создаётся событие с информацией о заказе, отображается разнос платёжек и факт оплаты; настраивал её прежний 1С-разработчик; про язык, документацию и бота ничего [PROVEN (03:16)]</w:t>
+        <w:t xml:space="preserve">Ответ на встрече: Андрей сказал, что интеграция от 2025 года уже есть, в Битрикс создаётся событие с информацией о заказе, отображается разнос платёжек и факт оплаты; настраивал её прежний 1С-разработчик; про язык, документацию и бота ничего</w:t>
       </w:r>
     </w:p>
     <w:bookmarkEnd w:id="25"/>
@@ -506,19 +470,7 @@
         <w:pStyle w:val="Compact"/>
       </w:pPr>
       <w:r>
-        <w:t xml:space="preserve">Статус ответа: слабо — из звонка видно лишь, что в Битрикс есть коннектор со статусами в виде галочек, про 1С-сторону ничего [INFERRED]</w:t>
-      </w:r>
-    </w:p>
-    <w:p>
-      <w:pPr>
-        <w:numPr>
-          <w:ilvl w:val="0"/>
-          <w:numId w:val="1005"/>
-        </w:numPr>
-        <w:pStyle w:val="Compact"/>
-      </w:pPr>
-      <w:r>
-        <w:t xml:space="preserve">Ответ на встрече: Андрей сказал, что статусы выбираются в настройках коннектора галочками (в записи название искажено: «DNS-коннектор», расшифровка UNVERIFIED); механизм на стороне 1С не назван [PROVEN (50:58), UNVERIFIED]</w:t>
+        <w:t xml:space="preserve">Ответ на встрече: Андрей сказал, что статусы выбираются в настройках коннектора галочками (в записи название искажено: «DNS-коннектор»); механизм на стороне 1С не назван</w:t>
       </w:r>
     </w:p>
     <w:bookmarkEnd w:id="26"/>
@@ -600,19 +552,7 @@
         <w:pStyle w:val="Compact"/>
       </w:pPr>
       <w:r>
-        <w:t xml:space="preserve">Статус ответа: не отвечен — в звонке не обсуждалось [INFERRED]</w:t>
-      </w:r>
-    </w:p>
-    <w:p>
-      <w:pPr>
-        <w:numPr>
-          <w:ilvl w:val="0"/>
-          <w:numId w:val="1006"/>
-        </w:numPr>
-        <w:pStyle w:val="Compact"/>
-      </w:pPr>
-      <w:r>
-        <w:t xml:space="preserve">Ответ на встрече: нет [INFERRED]</w:t>
+        <w:t xml:space="preserve">Ответ на встрече: нет</w:t>
       </w:r>
     </w:p>
     <w:bookmarkEnd w:id="27"/>
@@ -694,19 +634,7 @@
         <w:pStyle w:val="Compact"/>
       </w:pPr>
       <w:r>
-        <w:t xml:space="preserve">Статус ответа: слабо — названы ЭДО, почта 1С и отправка на принтер, полного перечня нет [PROVEN (02:04)]</w:t>
-      </w:r>
-    </w:p>
-    <w:p>
-      <w:pPr>
-        <w:numPr>
-          <w:ilvl w:val="0"/>
-          <w:numId w:val="1007"/>
-        </w:numPr>
-        <w:pStyle w:val="Compact"/>
-      </w:pPr>
-      <w:r>
-        <w:t xml:space="preserve">Ответ на встрече: Виталий сообщил, что в 1С встроены почтовый сервер и отправка в ЭДО; Роман показал новую функцию отправки заказа на принтер руководителя планово-технического отдела [PROVEN (02:04), PROVEN (20:24)]</w:t>
+        <w:t xml:space="preserve">Ответ на встрече: Виталий сообщил, что в 1С встроены почтовый сервер и отправка в ЭДО; Роман показал новую функцию отправки заказа на принтер руководителя планово-технического отдела</w:t>
       </w:r>
     </w:p>
     <w:bookmarkEnd w:id="28"/>
@@ -788,19 +716,7 @@
         <w:pStyle w:val="Compact"/>
       </w:pPr>
       <w:r>
-        <w:t xml:space="preserve">Статус ответа: не отвечен — прямого вопроса не было [INFERRED]</w:t>
-      </w:r>
-    </w:p>
-    <w:p>
-      <w:pPr>
-        <w:numPr>
-          <w:ilvl w:val="0"/>
-          <w:numId w:val="1008"/>
-        </w:numPr>
-        <w:pStyle w:val="Compact"/>
-      </w:pPr>
-      <w:r>
-        <w:t xml:space="preserve">Ответ на встрече: нет; Андрей назвал программу «комплексной» (53:36), точная конфигурация не названа [PROVEN (53:36), INFERRED]</w:t>
+        <w:t xml:space="preserve">Ответ на встрече: нет; Андрей назвал программу «комплексной» (53:36), точная конфигурация не названа</w:t>
       </w:r>
     </w:p>
     <w:bookmarkEnd w:id="29"/>
@@ -882,19 +798,7 @@
         <w:pStyle w:val="Compact"/>
       </w:pPr>
       <w:r>
-        <w:t xml:space="preserve">Статус ответа: слабо — сказано, что адаптация идёт постоянно, исполнители названы общей фразой [PROVEN (54:21)]</w:t>
-      </w:r>
-    </w:p>
-    <w:p>
-      <w:pPr>
-        <w:numPr>
-          <w:ilvl w:val="0"/>
-          <w:numId w:val="1009"/>
-        </w:numPr>
-        <w:pStyle w:val="Compact"/>
-      </w:pPr>
-      <w:r>
-        <w:t xml:space="preserve">Ответ на встрече: Роман: 1С постоянно настраивается и адаптируется под бизнес-модель (54:21); есть почти штатные специалисты, ежедневно исправляющие проблемы (57:26) [PROVEN (54:21), PROVEN (57:26)]</w:t>
+        <w:t xml:space="preserve">Ответ на встрече: Роман: 1С постоянно настраивается и адаптируется под бизнес-модель (54:21); есть почти штатные специалисты, ежедневно исправляющие проблемы (57:26)</w:t>
       </w:r>
     </w:p>
     <w:bookmarkEnd w:id="30"/>
@@ -976,19 +880,7 @@
         <w:pStyle w:val="Compact"/>
       </w:pPr>
       <w:r>
-        <w:t xml:space="preserve">Статус ответа: не отвечен — в звонке не обсуждалось [INFERRED]</w:t>
-      </w:r>
-    </w:p>
-    <w:p>
-      <w:pPr>
-        <w:numPr>
-          <w:ilvl w:val="0"/>
-          <w:numId w:val="1010"/>
-        </w:numPr>
-        <w:pStyle w:val="Compact"/>
-      </w:pPr>
-      <w:r>
-        <w:t xml:space="preserve">Ответ на встрече: нет [INFERRED]</w:t>
+        <w:t xml:space="preserve">Ответ на встрече: нет</w:t>
       </w:r>
     </w:p>
     <w:bookmarkEnd w:id="31"/>
@@ -1070,19 +962,7 @@
         <w:pStyle w:val="Compact"/>
       </w:pPr>
       <w:r>
-        <w:t xml:space="preserve">Статус ответа: слабо — реплики намекают на облачное размещение, подтверждения нет [INFERRED]</w:t>
-      </w:r>
-    </w:p>
-    <w:p>
-      <w:pPr>
-        <w:numPr>
-          <w:ilvl w:val="0"/>
-          <w:numId w:val="1011"/>
-        </w:numPr>
-        <w:pStyle w:val="Compact"/>
-      </w:pPr>
-      <w:r>
-        <w:t xml:space="preserve">Ответ на встрече: Роман: «сервера какие-то разбомбили», Дмитрий уточнил «из-за Яндекса?», Роман: «думаю, да» [PROVEN (12:21), PROVEN (12:29)]</w:t>
+        <w:t xml:space="preserve">Ответ на встрече: Роман: «сервера какие-то разбомбили», Дмитрий уточнил «из-за Яндекса?», Роман: «думаю, да»</w:t>
       </w:r>
     </w:p>
     <w:bookmarkEnd w:id="32"/>
@@ -1164,19 +1044,7 @@
         <w:pStyle w:val="Compact"/>
       </w:pPr>
       <w:r>
-        <w:t xml:space="preserve">Статус ответа: не отвечен — в звонке не обсуждалось [INFERRED]</w:t>
-      </w:r>
-    </w:p>
-    <w:p>
-      <w:pPr>
-        <w:numPr>
-          <w:ilvl w:val="0"/>
-          <w:numId w:val="1012"/>
-        </w:numPr>
-        <w:pStyle w:val="Compact"/>
-      </w:pPr>
-      <w:r>
-        <w:t xml:space="preserve">Ответ на встрече: нет [INFERRED]</w:t>
+        <w:t xml:space="preserve">Ответ на встрече: нет</w:t>
       </w:r>
     </w:p>
     <w:bookmarkEnd w:id="33"/>
@@ -1258,19 +1126,7 @@
         <w:pStyle w:val="Compact"/>
       </w:pPr>
       <w:r>
-        <w:t xml:space="preserve">Статус ответа: не отвечен — в звонке не обсуждалось [INFERRED]</w:t>
-      </w:r>
-    </w:p>
-    <w:p>
-      <w:pPr>
-        <w:numPr>
-          <w:ilvl w:val="0"/>
-          <w:numId w:val="1013"/>
-        </w:numPr>
-        <w:pStyle w:val="Compact"/>
-      </w:pPr>
-      <w:r>
-        <w:t xml:space="preserve">Ответ на встрече: нет [INFERRED]</w:t>
+        <w:t xml:space="preserve">Ответ на встрече: нет</w:t>
       </w:r>
     </w:p>
     <w:bookmarkEnd w:id="34"/>
@@ -1352,19 +1208,7 @@
         <w:pStyle w:val="Compact"/>
       </w:pPr>
       <w:r>
-        <w:t xml:space="preserve">Статус ответа: слабо — документы перечислены словами, технический способ формирования не показан [PROVEN (00:33)]</w:t>
-      </w:r>
-    </w:p>
-    <w:p>
-      <w:pPr>
-        <w:numPr>
-          <w:ilvl w:val="0"/>
-          <w:numId w:val="1014"/>
-        </w:numPr>
-        <w:pStyle w:val="Compact"/>
-      </w:pPr>
-      <w:r>
-        <w:t xml:space="preserve">Ответ на встрече: Роман назвал номенклатуру, договор, заказ, счёт (00:33); показал печать заказа на производство, счёта на оплату и УПД (19:25, 30:36, 46:12); про выгрузку в Битрикс и способ формирования PDF ответа нет [PROVEN (00:33), PROVEN (19:25), PROVEN (30:36), PROVEN (46:12)]</w:t>
+        <w:t xml:space="preserve">Ответ на встрече: Роман назвал номенклатуру, договор, заказ, счёт (00:33); показал печать заказа на производство, счёта на оплату и УПД (19:25, 30:36, 46:12); про выгрузку в Битрикс и способ формирования PDF ответа нет</w:t>
       </w:r>
     </w:p>
     <w:bookmarkEnd w:id="35"/>
@@ -1446,19 +1290,7 @@
         <w:pStyle w:val="Compact"/>
       </w:pPr>
       <w:r>
-        <w:t xml:space="preserve">Статус ответа: слабо — ответ Романа неоднозначен, по сути подтверждены текущие проблемы [PROVEN (57:26)]</w:t>
-      </w:r>
-    </w:p>
-    <w:p>
-      <w:pPr>
-        <w:numPr>
-          <w:ilvl w:val="0"/>
-          <w:numId w:val="1015"/>
-        </w:numPr>
-        <w:pStyle w:val="Compact"/>
-      </w:pPr>
-      <w:r>
-        <w:t xml:space="preserve">Ответ на встрече: Роман ответил «нет, конечно» и сразу добавил, что после последних сбоев проблем добавилось; при демонстрации заметил, что контрагент «обычно дублируется» (06:43) [PROVEN (57:26), PROVEN (06:43)]</w:t>
+        <w:t xml:space="preserve">Ответ на встрече: Роман ответил «нет, конечно» и сразу добавил, что после последних сбоев проблем добавилось; при демонстрации заметил, что контрагент «обычно дублируется» (06:43)</w:t>
       </w:r>
     </w:p>
     <w:bookmarkEnd w:id="36"/>
@@ -1540,19 +1372,7 @@
         <w:pStyle w:val="Compact"/>
       </w:pPr>
       <w:r>
-        <w:t xml:space="preserve">Статус ответа: слабо — показан интерфейс и правило с номером заказа, механизм передачи в Битрикс не описан [PROVEN (34:52)]</w:t>
-      </w:r>
-    </w:p>
-    <w:p>
-      <w:pPr>
-        <w:numPr>
-          <w:ilvl w:val="0"/>
-          <w:numId w:val="1016"/>
-        </w:numPr>
-        <w:pStyle w:val="Compact"/>
-      </w:pPr>
-      <w:r>
-        <w:t xml:space="preserve">Ответ на встрече: Роман: если номер заказа указан в счёте и назначении платежа, оплата подтягивается к заказу, видна частичная или полная; Андрей: в Битрикс виден разнос платёжек и факт оплаты (03:16) [PROVEN (34:52), PROVEN (03:16)]</w:t>
+        <w:t xml:space="preserve">Ответ на встрече: Роман: если номер заказа указан в счёте и назначении платежа, оплата подтягивается к заказу, видна частичная или полная; Андрей: в Битрикс виден разнос платёжек и факт оплаты (03:16)</w:t>
       </w:r>
     </w:p>
     <w:bookmarkEnd w:id="37"/>
@@ -1634,19 +1454,7 @@
         <w:pStyle w:val="Compact"/>
       </w:pPr>
       <w:r>
-        <w:t xml:space="preserve">Статус ответа: слабо — перечень объектов назван, объёмы и ключи нет [PROVEN (52:04)]</w:t>
-      </w:r>
-    </w:p>
-    <w:p>
-      <w:pPr>
-        <w:numPr>
-          <w:ilvl w:val="0"/>
-          <w:numId w:val="1017"/>
-        </w:numPr>
-        <w:pStyle w:val="Compact"/>
-      </w:pPr>
-      <w:r>
-        <w:t xml:space="preserve">Ответ на встрече: Роман: «точно нужна номенклатура, контрагенты и заказы»; Андрей добавил печатные формы, задачи, календарь; Роман: календарь желателен, но не обязателен (52:31) [PROVEN (52:04), PROVEN (52:31)]</w:t>
+        <w:t xml:space="preserve">Ответ на встрече: Роман: «точно нужна номенклатура, контрагенты и заказы»; Андрей добавил печатные формы, задачи, календарь; Роман: календарь желателен, но не обязателен (52:31)</w:t>
       </w:r>
     </w:p>
     <w:bookmarkEnd w:id="38"/>
@@ -1728,19 +1536,7 @@
         <w:pStyle w:val="Compact"/>
       </w:pPr>
       <w:r>
-        <w:t xml:space="preserve">Статус ответа: слабо — Роман объяснил принцип, но цены на встрече не подтянулись, причина неизвестна [PROVEN (12:29)]</w:t>
-      </w:r>
-    </w:p>
-    <w:p>
-      <w:pPr>
-        <w:numPr>
-          <w:ilvl w:val="0"/>
-          <w:numId w:val="1018"/>
-        </w:numPr>
-        <w:pStyle w:val="Compact"/>
-      </w:pPr>
-      <w:r>
-        <w:t xml:space="preserve">Ответ на встрече: Роман: цены обычно подтягиваются автоматически, скидки регулируются видом цены и коэффициентом сложности (0,5-1,8); во время демонстрации цен не было, причина «возможно сбой» [PROVEN (12:07), PROVEN (12:29)]</w:t>
+        <w:t xml:space="preserve">Ответ на встрече: Роман: цены обычно подтягиваются автоматически, скидки регулируются видом цены и коэффициентом сложности (0,5-1,8); во время демонстрации цен не было, причина «возможно сбой»</w:t>
       </w:r>
     </w:p>
     <w:bookmarkEnd w:id="39"/>
@@ -1822,19 +1618,7 @@
         <w:pStyle w:val="Compact"/>
       </w:pPr>
       <w:r>
-        <w:t xml:space="preserve">Статус ответа: слабо — принципиально согласились, технические условия не оговорены [PROVEN (59:47)]</w:t>
-      </w:r>
-    </w:p>
-    <w:p>
-      <w:pPr>
-        <w:numPr>
-          <w:ilvl w:val="0"/>
-          <w:numId w:val="1019"/>
-        </w:numPr>
-        <w:pStyle w:val="Compact"/>
-      </w:pPr>
-      <w:r>
-        <w:t xml:space="preserve">Ответ на встрече: Андрей: копию базы можно передать; Роман: подпишем бумагу, вопросов нет (01:00:01) [PROVEN (59:47), PROVEN (01:00:01)]</w:t>
+        <w:t xml:space="preserve">Ответ на встрече: Андрей: копию базы можно передать; Роман: подпишем бумагу, вопросов нет (01:00:01)</w:t>
       </w:r>
     </w:p>
     <w:bookmarkEnd w:id="40"/>
@@ -1857,7 +1641,7 @@
         <w:pStyle w:val="Compact"/>
       </w:pPr>
       <w:r>
-        <w:t xml:space="preserve">Отчёт сравнения конфигурации с конфигурацией поставщика (В1). Зачем: увидеть доработки прошлого разработчика. Кто: Виталий. Метка: UNVERIFIED (существование отчёта не подтверждено).</w:t>
+        <w:t xml:space="preserve">Отчёт сравнения конфигурации с конфигурацией поставщика (В1). Зачем: увидеть доработки прошлого разработчика. Кто: Виталий.</w:t>
       </w:r>
     </w:p>
     <w:p>
@@ -1869,7 +1653,7 @@
         <w:pStyle w:val="Compact"/>
       </w:pPr>
       <w:r>
-        <w:t xml:space="preserve">Список расширений не от 1С с описанием объектов (В2). Зачем: найти, где живёт интеграция. Кто: Виталий. Метка: UNVERIFIED.</w:t>
+        <w:t xml:space="preserve">Список расширений не от 1С с описанием объектов (В2). Зачем: найти, где живёт интеграция. Кто: Виталий.</w:t>
       </w:r>
     </w:p>
     <w:p>
@@ -1881,7 +1665,7 @@
         <w:pStyle w:val="Compact"/>
       </w:pPr>
       <w:r>
-        <w:t xml:space="preserve">Описание бота или механизма интеграции и пользователя-бота на портале [имя пользователя-бота — уточнить у Андрея/Романа], без паролей (В3, В11). Зачем: понять автоматизацию на портале. Кто: Виталий, Андрей, Роман. Метка: UNVERIFIED.</w:t>
+        <w:t xml:space="preserve">Описание бота или механизма интеграции и пользователя-бота на портале [имя пользователя-бота — уточнить у Андрея/Романа], без паролей (В3, В11). Зачем: понять автоматизацию на портале. Кто: Виталий, Андрей, Роман.</w:t>
       </w:r>
     </w:p>
     <w:p>
@@ -1893,7 +1677,7 @@
         <w:pStyle w:val="Compact"/>
       </w:pPr>
       <w:r>
-        <w:t xml:space="preserve">Описание обмена: планы обмена, расширения, обработки, HTTP-сервисы (В4, В6). Зачем: решить, развивать или заменять. Кто: Виталий. Метка: UNVERIFIED.</w:t>
+        <w:t xml:space="preserve">Описание обмена: планы обмена, расширения, обработки, HTTP-сервисы (В4, В6). Зачем: решить, развивать или заменять. Кто: Виталий.</w:t>
       </w:r>
     </w:p>
     <w:p>
@@ -1905,7 +1689,7 @@
         <w:pStyle w:val="Compact"/>
       </w:pPr>
       <w:r>
-        <w:t xml:space="preserve">Расписание регламентных и фоновых заданий (В5, В14). Зачем: определить частоту обмена. Кто: Виталий. Метка: UNVERIFIED.</w:t>
+        <w:t xml:space="preserve">Расписание регламентных и фоновых заданий (В5, В14). Зачем: определить частоту обмена. Кто: Виталий.</w:t>
       </w:r>
     </w:p>
     <w:p>
@@ -1917,7 +1701,7 @@
         <w:pStyle w:val="Compact"/>
       </w:pPr>
       <w:r>
-        <w:t xml:space="preserve">Обезличенные примеры журнала ошибок обмена и журнала регистрации за период сбоя (В7, В13, В15). Зачем: оценить стабильность и причины возврата заказов. Кто: Виталий. Метка: UNVERIFIED.</w:t>
+        <w:t xml:space="preserve">Обезличенные примеры журнала ошибок обмена и журнала регистрации за период сбоя (В7, В13, В15). Зачем: оценить стабильность и причины возврата заказов. Кто: Виталий.</w:t>
       </w:r>
     </w:p>
     <w:p>
@@ -1929,7 +1713,7 @@
         <w:pStyle w:val="Compact"/>
       </w:pPr>
       <w:r>
-        <w:t xml:space="preserve">Список печатных форм и документов для передачи в Битрикс, образцы PDF без персональных данных (В17, В18). Зачем: определить состав таймлайна и способ формирования. Кто: Роман, Виталий. Метка: частично PROVEN (00:33), перечень UNVERIFIED.</w:t>
+        <w:t xml:space="preserve">Список печатных форм и документов для передачи в Битрикс, образцы PDF без персональных данных (В17, В18). Зачем: определить состав таймлайна и способ формирования. Кто: Роман, Виталий.</w:t>
       </w:r>
     </w:p>
     <w:p>
@@ -1941,7 +1725,7 @@
         <w:pStyle w:val="Compact"/>
       </w:pPr>
       <w:r>
-        <w:t xml:space="preserve">Описание ценообразования и правил разноски оплат (В20, В22). Зачем: понять, какие данные идут в Битрикс. Кто: Виталий, Роман. Метка: UNVERIFIED.</w:t>
+        <w:t xml:space="preserve">Описание ценообразования и правил разноски оплат (В20, В22). Зачем: понять, какие данные идут в Битрикс. Кто: Виталий, Роман.</w:t>
       </w:r>
     </w:p>
     <w:p>
@@ -1953,7 +1737,7 @@
         <w:pStyle w:val="Compact"/>
       </w:pPr>
       <w:r>
-        <w:t xml:space="preserve">Справка о версии и размещении: название конфигурации, редакция, релиз, платформа, СУБД, схема размещения и публикации (В9, В12). Зачем: подготовить тестовую среду. Кто: Виталий. Метка: UNVERIFIED.</w:t>
+        <w:t xml:space="preserve">Справка о версии и размещении: название конфигурации, редакция, релиз, платформа, СУБД, схема размещения и публикации (В9, В12). Зачем: подготовить тестовую среду. Кто: Виталий.</w:t>
       </w:r>
     </w:p>
     <w:p>
@@ -1965,7 +1749,7 @@
         <w:pStyle w:val="Compact"/>
       </w:pPr>
       <w:r>
-        <w:t xml:space="preserve">Описание сбоя и восстановления базы: дата, причина, использованная копия (В13). Зачем: оценить достоверность данных. Кто: Виталий, Роман. Метка: UNVERIFIED.</w:t>
+        <w:t xml:space="preserve">Описание сбоя и восстановления базы: дата, причина, использованная копия (В13). Зачем: оценить достоверность данных. Кто: Виталий, Роман.</w:t>
       </w:r>
     </w:p>
     <w:p>
@@ -1977,7 +1761,7 @@
         <w:pStyle w:val="Compact"/>
       </w:pPr>
       <w:r>
-        <w:t xml:space="preserve">Перечень ролей и пользователей 1С (по ролям, без паролей) (В10, В11). Зачем: понять, кто работает в 1С и в Битрикс. Кто: Роман, Виталий. Метка: общая картина PROVEN (54:21), перечень UNVERIFIED.</w:t>
+        <w:t xml:space="preserve">Перечень ролей и пользователей 1С (по ролям, без паролей) (В10, В11). Зачем: понять, кто работает в 1С и в Битрикс. Кто: Роман, Виталий.</w:t>
       </w:r>
     </w:p>
     <w:p>
@@ -1989,7 +1773,7 @@
         <w:pStyle w:val="Compact"/>
       </w:pPr>
       <w:r>
-        <w:t xml:space="preserve">Копия базы или доступ к тестовой базе и подписанное соглашение (В23). Зачем: изучение и разработка. Кто: Роман подписывает соглашение, Виталий готовит копию. Метка: PROVEN (59:47), PROVEN (01:00:01).</w:t>
+        <w:t xml:space="preserve">Копия базы или доступ к тестовой базе и подписанное соглашение (В23). Зачем: изучение и разработка. Кто: Роман подписывает соглашение, Виталий готовит копию.</w:t>
       </w:r>
     </w:p>
     <w:bookmarkEnd w:id="42"/>

--- a/docs/meetings/2026-10-15-1c-call/1c-voprosy-vitaliy.docx
+++ b/docs/meetings/2026-10-15-1c-call/1c-voprosy-vitaliy.docx
@@ -2,7 +2,7 @@
 <file path=word/document.xml><?xml version="1.0" encoding="utf-8"?>
 <w:document xmlns:w="http://schemas.openxmlformats.org/wordprocessingml/2006/main" xmlns:m="http://schemas.openxmlformats.org/officeDocument/2006/math" xmlns:r="http://schemas.openxmlformats.org/officeDocument/2006/relationships" xmlns:o="urn:schemas-microsoft-com:office:office" xmlns:v="urn:schemas-microsoft-com:vml" xmlns:w10="urn:schemas-microsoft-com:office:word" xmlns:a="http://schemas.openxmlformats.org/drawingml/2006/main" xmlns:pic="http://schemas.openxmlformats.org/drawingml/2006/picture" xmlns:wp="http://schemas.openxmlformats.org/drawingml/2006/wordprocessingDrawing">
   <w:body>
-    <w:bookmarkStart w:id="41" w:name="Xa5e8d7ca11f5222d885014df17fd9a1eeeba3eb"/>
+    <w:bookmarkStart w:id="39" w:name="Xa5e8d7ca11f5222d885014df17fd9a1eeeba3eb"/>
     <w:p>
       <w:pPr>
         <w:pStyle w:val="Heading1"/>
@@ -33,7 +33,7 @@
         <w:pStyle w:val="FirstParagraph"/>
       </w:pPr>
       <w:r>
-        <w:t xml:space="preserve">Виталий, разработчик 1С со стороны «Евро стекло». От кого: ARWOX (Андрей, Дмитрий). Дата: 15 октября.</w:t>
+        <w:t xml:space="preserve">Виталий, разработчик 1С со стороны «Евро стекло». От кого: ARWOX (Андрей). Дата: 15 октября.</w:t>
       </w:r>
     </w:p>
     <w:bookmarkEnd w:id="20"/>
@@ -55,7 +55,7 @@
       </w:r>
     </w:p>
     <w:bookmarkEnd w:id="21"/>
-    <w:bookmarkStart w:id="40" w:name="вопросы"/>
+    <w:bookmarkStart w:id="38" w:name="вопросы"/>
     <w:p>
       <w:pPr>
         <w:pStyle w:val="Heading2"/>
@@ -88,7 +88,7 @@
         <w:t xml:space="preserve"> </w:t>
       </w:r>
       <w:r>
-        <w:t xml:space="preserve">Сделайте сравнение рабочей конфигурации с конфигурацией поставщика и опишите расхождения: что изменено, добавлено и удалено. Какой режим поддержки включён и какие объекты сняты с поддержки?</w:t>
+        <w:t xml:space="preserve">Виталий, сравните, пожалуйста, вашу рабочую конфигурацию 1С с типовой конфигурацией поставщика и опишите расхождения: что изменено, добавлено и удалено. Какой режим поддержки включён и какие объекты сняты с поддержки?</w:t>
       </w:r>
     </w:p>
     <w:p>
@@ -106,7 +106,7 @@
         <w:t xml:space="preserve"> </w:t>
       </w:r>
       <w:r>
-        <w:t xml:space="preserve">отчёт о сравнении (текст или таблица) и сведения о настройках поддержки; укажите, где это находится в вашей базе.</w:t>
+        <w:t xml:space="preserve">отчёт о сравнении (текст или таблица) и сведения о настройках поддержки.</w:t>
       </w:r>
     </w:p>
     <w:p>
@@ -154,7 +154,7 @@
         <w:t xml:space="preserve"> </w:t>
       </w:r>
       <w:r>
-        <w:t xml:space="preserve">Какие расширения конфигурации поставлены не фирмой 1С и что каждое из них добавляет или меняет?</w:t>
+        <w:t xml:space="preserve">Виталий, какие расширения конфигурации в вашей базе 1С поставлены не фирмой 1С и что каждое из них добавляет или меняет?</w:t>
       </w:r>
     </w:p>
     <w:p>
@@ -172,7 +172,7 @@
         <w:t xml:space="preserve"> </w:t>
       </w:r>
       <w:r>
-        <w:t xml:space="preserve">список расширений (название, версия, автор, дата, активно или нет), для каждого перечень добавленных или изменённых объектов; по возможности сами файлы расширений; укажите, где это находится в вашей базе.</w:t>
+        <w:t xml:space="preserve">список расширений (название, версия, автор, дата, активно или нет), для каждого перечень добавленных или изменённых объектов; по возможности сами файлы расширений.</w:t>
       </w:r>
     </w:p>
     <w:p>
@@ -220,7 +220,7 @@
         <w:t xml:space="preserve"> </w:t>
       </w:r>
       <w:r>
-        <w:t xml:space="preserve">Что связывает 1С с Битрикс24: на каком языке и платформе это написано, где работает (в 1С или на отдельном сервере), есть ли исходники и документация, что именно делает? Под каким пользователем-ботом это работает на портале Битрикс24?</w:t>
+        <w:t xml:space="preserve">Виталий, что именно связывает вашу 1С с порталом Битрикс24: на каком языке и платформе это написано, где работает (внутри 1С или на отдельном сервере), есть ли исходники и документация и что механизм делает? Под каким пользователем-ботом он работает на портале Битрикс24?</w:t>
       </w:r>
     </w:p>
     <w:p>
@@ -238,7 +238,7 @@
         <w:t xml:space="preserve"> </w:t>
       </w:r>
       <w:r>
-        <w:t xml:space="preserve">описание механизма (язык, версия, где лежат исходники), имя пользователя-бота и его права без пароля, ссылки на документацию; укажите, где это находится в вашей базе.</w:t>
+        <w:t xml:space="preserve">описание механизма (язык, версия, где лежат исходники), имя пользователя-бота и его права без пароля, ссылки на документацию.</w:t>
       </w:r>
     </w:p>
     <w:p>
@@ -286,7 +286,7 @@
         <w:t xml:space="preserve"> </w:t>
       </w:r>
       <w:r>
-        <w:t xml:space="preserve">Как технически устроен обмен между Битрикс24 и 1С? В какую сторону идут данные по каждому виду объектов, как сопоставляются записи 1С и Битрикс24, что происходит при ошибке и повторной отправке?</w:t>
+        <w:t xml:space="preserve">Виталий, как технически устроен обмен данными между Битрикс24 и 1С? В какую сторону идут данные по каждому виду объектов, как сопоставляются записи 1С и Битрикс24 и что происходит при ошибке и повторной отправке?</w:t>
       </w:r>
     </w:p>
     <w:p>
@@ -304,7 +304,7 @@
         <w:t xml:space="preserve"> </w:t>
       </w:r>
       <w:r>
-        <w:t xml:space="preserve">схему обмена (хотя бы словами и списком объектов) и перечень используемых механизмов с кратким описанием; укажите, где это находится в вашей базе.</w:t>
+        <w:t xml:space="preserve">схему обмена (хотя бы словами и списком объектов) и перечень используемых механизмов с кратким описанием.</w:t>
       </w:r>
     </w:p>
     <w:p>
@@ -352,7 +352,7 @@
         <w:t xml:space="preserve"> </w:t>
       </w:r>
       <w:r>
-        <w:t xml:space="preserve">Как часто запускается обмен между 1С и Битрикс24: по расписанию, при записи документа или вручную? Под каким пользователем, сколько длится один цикл, бывают ли пропуски или наложения запусков?</w:t>
+        <w:t xml:space="preserve">Виталий, как часто запускается обмен между 1С и Битрикс24: по расписанию, при записи документа или вручную? Под каким пользователем он запускается, сколько длится один цикл и бывают ли пропуски или наложения запусков?</w:t>
       </w:r>
     </w:p>
     <w:p>
@@ -370,7 +370,7 @@
         <w:t xml:space="preserve"> </w:t>
       </w:r>
       <w:r>
-        <w:t xml:space="preserve">интервал запуска, пользователя запуска, примерное время цикла и фактическое время запусков за последние сутки; укажите, где это находится в вашей базе.</w:t>
+        <w:t xml:space="preserve">интервал запуска, пользователя запуска, примерное время цикла и фактическое время запусков за последние сутки.</w:t>
       </w:r>
     </w:p>
     <w:p>
@@ -418,7 +418,7 @@
         <w:t xml:space="preserve"> </w:t>
       </w:r>
       <w:r>
-        <w:t xml:space="preserve">Какие ещё обмены и интеграции настроены в базе: банк, электронный документооборот, почта, сайт, печать на принтер руководителя планово-технического отдела, обмен с другими базами или станками, выгрузки в Excel?</w:t>
+        <w:t xml:space="preserve">Виталий, какие ещё обмены и интеграции, кроме Битрикс24, настроены в вашей базе 1С: банк, электронный документооборот, почта, сайт, печать на принтер руководителя планово-технического отдела, обмен с другими базами или станками, выгрузки в Excel?</w:t>
       </w:r>
     </w:p>
     <w:p>
@@ -436,7 +436,7 @@
         <w:t xml:space="preserve"> </w:t>
       </w:r>
       <w:r>
-        <w:t xml:space="preserve">перечень обменов; для каждого направление, способ, частоту и ответственного; укажите, где это находится в вашей базе.</w:t>
+        <w:t xml:space="preserve">перечень обменов; для каждого направление, способ, частоту и ответственного.</w:t>
       </w:r>
     </w:p>
     <w:p>
@@ -484,7 +484,7 @@
         <w:t xml:space="preserve"> </w:t>
       </w:r>
       <w:r>
-        <w:t xml:space="preserve">Как точно называется конфигурация, какая у неё редакция и релиз? Какая версия платформы, режим работы (файловый или клиент-серверный), какая СУБД и сколько лицензий?</w:t>
+        <w:t xml:space="preserve">Виталий, как точно называется ваша конфигурация 1С, какая у неё редакция и релиз? Какая версия платформы, режим работы (файловый или клиент-серверный), какая система управления базами данных и сколько лицензий?</w:t>
       </w:r>
     </w:p>
     <w:p>
@@ -502,7 +502,7 @@
         <w:t xml:space="preserve"> </w:t>
       </w:r>
       <w:r>
-        <w:t xml:space="preserve">все перечисленные сведения и снимок окна с информацией о программе; укажите, где это находится в вашей базе.</w:t>
+        <w:t xml:space="preserve">все перечисленные сведения и снимок окна с информацией о программе.</w:t>
       </w:r>
     </w:p>
     <w:p>
@@ -550,7 +550,7 @@
         <w:t xml:space="preserve"> </w:t>
       </w:r>
       <w:r>
-        <w:t xml:space="preserve">Кто сейчас сопровождает и дорабатывает 1С: вы, штатные специалисты или подрядчик? Как вносятся изменения, есть ли тестовая база, хранилище конфигурации, журнал доработок, кто принимает изменения?</w:t>
+        <w:t xml:space="preserve">Виталий, кто сейчас сопровождает и дорабатывает вашу 1С: вы, штатные специалисты или подрядчик? Как вносятся изменения: есть ли тестовая база, хранилище конфигурации, журнал доработок и кто принимает изменения?</w:t>
       </w:r>
     </w:p>
     <w:p>
@@ -568,7 +568,7 @@
         <w:t xml:space="preserve"> </w:t>
       </w:r>
       <w:r>
-        <w:t xml:space="preserve">описание процесса доработки и список ответственных (без паролей); укажите, где это находится в вашей базе.</w:t>
+        <w:t xml:space="preserve">описание процесса доработки и список ответственных (без паролей).</w:t>
       </w:r>
     </w:p>
     <w:p>
@@ -616,7 +616,7 @@
         <w:t xml:space="preserve"> </w:t>
       </w:r>
       <w:r>
-        <w:t xml:space="preserve">Под какой учётной записью 1С работает интеграция с Битрикс24: отдельный служебный пользователь или чей-то личный? Какие у неё роли и права, есть ли ограничения по организациям и подразделениям?</w:t>
+        <w:t xml:space="preserve">Виталий, под какой учётной записью 1С работает интеграция с Битрикс24: отдельный служебный пользователь или чей-то личный? Какие у этой записи роли и права и есть ли ограничения по организациям и подразделениям?</w:t>
       </w:r>
     </w:p>
     <w:p>
@@ -634,7 +634,7 @@
         <w:t xml:space="preserve"> </w:t>
       </w:r>
       <w:r>
-        <w:t xml:space="preserve">список пользователей интеграции с ролями и правами, без паролей; укажите, где это находится в вашей базе.</w:t>
+        <w:t xml:space="preserve">список пользователей интеграции с ролями и правами, без паролей.</w:t>
       </w:r>
     </w:p>
     <w:p>
@@ -682,7 +682,7 @@
         <w:t xml:space="preserve"> </w:t>
       </w:r>
       <w:r>
-        <w:t xml:space="preserve">Где размещена база: свой сервер или облако? Опубликована ли она на веб-сервере, есть ли веб-сервисы, какой внешний адрес, как организован доступ (закрытый канал, белый список адресов, шифрование)?</w:t>
+        <w:t xml:space="preserve">Виталий, где размещена ваша база 1С: на своём сервере или в облаке? Опубликована ли она на веб-сервере, есть ли веб-сервисы, какой у неё внешний адрес и как организован доступ извне (закрытый канал, белый список адресов, шифрование)?</w:t>
       </w:r>
     </w:p>
     <w:p>
@@ -700,7 +700,7 @@
         <w:t xml:space="preserve"> </w:t>
       </w:r>
       <w:r>
-        <w:t xml:space="preserve">схему размещения (сервер, хостинг, адрес публикации без секретов) и список опубликованных сервисов; укажите, где это находится в вашей базе.</w:t>
+        <w:t xml:space="preserve">схему размещения (сервер, хостинг, адрес публикации без секретов) и список опубликованных сервисов.</w:t>
       </w:r>
     </w:p>
     <w:p>
@@ -748,7 +748,7 @@
         <w:t xml:space="preserve"> </w:t>
       </w:r>
       <w:r>
-        <w:t xml:space="preserve">Какие регламентные и фоновые задания включены в базе? Какие из них связаны с Битрикс24, почтой, электронным документооборотом, банком, расчётом цен?</w:t>
+        <w:t xml:space="preserve">Виталий, какие регламентные и фоновые задания включены в вашей базе 1С? Какие из них связаны с Битрикс24, почтой, электронным документооборотом, банком и расчётом цен?</w:t>
       </w:r>
     </w:p>
     <w:p>
@@ -766,7 +766,7 @@
         <w:t xml:space="preserve"> </w:t>
       </w:r>
       <w:r>
-        <w:t xml:space="preserve">список заданий: название, расписание, пользователь, последний успешный запуск; укажите, где это находится в вашей базе.</w:t>
+        <w:t xml:space="preserve">список заданий: название, расписание, пользователь, последний успешный запуск.</w:t>
       </w:r>
     </w:p>
     <w:p>
@@ -814,7 +814,7 @@
         <w:t xml:space="preserve"> </w:t>
       </w:r>
       <w:r>
-        <w:t xml:space="preserve">Где фиксируются результаты и ошибки обмена с Битрикс24 (журнал, отдельная таблица, файл журнала, письма)? Как долго хранятся записи?</w:t>
+        <w:t xml:space="preserve">Виталий, где фиксируются результаты и ошибки обмена между 1С и Битрикс24 (журнал, отдельная таблица, файл журнала, письма) и как долго хранятся эти записи?</w:t>
       </w:r>
     </w:p>
     <w:p>
@@ -832,7 +832,7 @@
         <w:t xml:space="preserve"> </w:t>
       </w:r>
       <w:r>
-        <w:t xml:space="preserve">обезличенные примеры типичных ошибок за последние 30 дней и срок хранения записей; укажите, где это находится в вашей базе.</w:t>
+        <w:t xml:space="preserve">обезличенные примеры типичных ошибок за последние 30 дней и срок хранения записей.</w:t>
       </w:r>
     </w:p>
     <w:p>
@@ -880,7 +880,7 @@
         <w:t xml:space="preserve"> </w:t>
       </w:r>
       <w:r>
-        <w:t xml:space="preserve">Какие документы и печатные формы можно выгрузить из 1С в PDF и какие из них уходят в Битрикс24 (заказ клиента, заказ на производство, счёт на оплату, универсальный передаточный документ, договор, спецификации)? Как формируется PDF и кто запускает формирование?</w:t>
+        <w:t xml:space="preserve">Виталий, какие документы и печатные формы можно выгрузить из 1С в PDF и какие из них уходят в Битрикс24 (заказ клиента, заказ на производство, счёт на оплату, универсальный передаточный документ, договор, спецификации)? Как формируется PDF и кто запускает формирование?</w:t>
       </w:r>
     </w:p>
     <w:p>
@@ -898,7 +898,7 @@
         <w:t xml:space="preserve"> </w:t>
       </w:r>
       <w:r>
-        <w:t xml:space="preserve">список печатных форм с названиями и образцы PDF без персональных данных; укажите, где это находится в вашей базе.</w:t>
+        <w:t xml:space="preserve">список печатных форм с названиями и образцы PDF без персональных данных.</w:t>
       </w:r>
     </w:p>
     <w:p>
@@ -946,7 +946,7 @@
         <w:t xml:space="preserve"> </w:t>
       </w:r>
       <w:r>
-        <w:t xml:space="preserve">Есть ли сейчас дубли контрагентов и заказов, ошибки нумерации, неверно заведённые контакты и телефоны? По каким правилам контрагент считается уникальным и как создаётся новый? Что исправлено после двух месяцев корректировок прошлой интеграции?</w:t>
+        <w:t xml:space="preserve">Виталий, есть ли сейчас в вашей базе 1С дубли контрагентов и заказов, ошибки нумерации, неверно заведённые контакты и телефоны? По каким правилам контрагент считается уникальным и как создаётся новый? Что исправлено после двух месяцев корректировок прошлой интеграции?</w:t>
       </w:r>
     </w:p>
     <w:p>
@@ -964,7 +964,7 @@
         <w:t xml:space="preserve"> </w:t>
       </w:r>
       <w:r>
-        <w:t xml:space="preserve">количество подозрительных дублей и список правил уникальности; укажите, где это находится в вашей базе.</w:t>
+        <w:t xml:space="preserve">количество подозрительных дублей и список правил уникальности.</w:t>
       </w:r>
     </w:p>
     <w:p>
@@ -988,13 +988,13 @@
       </w:r>
     </w:p>
     <w:bookmarkEnd w:id="35"/>
-    <w:bookmarkStart w:id="36" w:name="оплаты-и-разнос-платёжек"/>
+    <w:bookmarkStart w:id="36" w:name="X8dadf5b4c4bd0449c43e9c307d4cae9357d8d51"/>
     <w:p>
       <w:pPr>
         <w:pStyle w:val="Heading3"/>
       </w:pPr>
       <w:r>
-        <w:t xml:space="preserve">15. Оплаты и разнос платёжек</w:t>
+        <w:t xml:space="preserve">15. Номенклатура, контрагенты и ключи сопоставления</w:t>
       </w:r>
     </w:p>
     <w:p>
@@ -1012,7 +1012,7 @@
         <w:t xml:space="preserve"> </w:t>
       </w:r>
       <w:r>
-        <w:t xml:space="preserve">Как поступления денег связываются с заказом: по номеру заказа в назначении платежа, вручную, загрузкой из банка? Как учитываются предоплата и доплата, возвраты, оплата без номера? Что именно уходит в Битрикс24 (сумма, дата, признак «оплачено»)?</w:t>
+        <w:t xml:space="preserve">Виталий, сколько позиций номенклатуры и контрагентов в вашей базе 1С, как устроены иерархия и характеристики изделий (высота, ширина, площадь, периметр)? Какое поле связывает запись 1С с записью Битрикс24 (код, ИНН, внешний идентификатор)?</w:t>
       </w:r>
     </w:p>
     <w:p>
@@ -1030,7 +1030,7 @@
         <w:t xml:space="preserve"> </w:t>
       </w:r>
       <w:r>
-        <w:t xml:space="preserve">пример цепочки документов оплаты одного заказа (обезличенный) и описание правил разноски; укажите, где это находится в вашей базе.</w:t>
+        <w:t xml:space="preserve">количество записей, состав реквизитов и описание ключа соответствия.</w:t>
       </w:r>
     </w:p>
     <w:p>
@@ -1054,13 +1054,13 @@
       </w:r>
     </w:p>
     <w:bookmarkEnd w:id="36"/>
-    <w:bookmarkStart w:id="37" w:name="X8dadf5b4c4bd0449c43e9c307d4cae9357d8d51"/>
+    <w:bookmarkStart w:id="37" w:name="тестовая-копия-базы-и-доступ-для-arwox"/>
     <w:p>
       <w:pPr>
         <w:pStyle w:val="Heading3"/>
       </w:pPr>
       <w:r>
-        <w:t xml:space="preserve">16. Номенклатура, контрагенты и ключи сопоставления</w:t>
+        <w:t xml:space="preserve">16. Тестовая копия базы и доступ для ARWOX</w:t>
       </w:r>
     </w:p>
     <w:p>
@@ -1078,7 +1078,7 @@
         <w:t xml:space="preserve"> </w:t>
       </w:r>
       <w:r>
-        <w:t xml:space="preserve">Сколько позиций номенклатуры и контрагентов в базе, как устроена иерархия и характеристики изделий (высота, ширина, площадь, периметр)? Какое поле связывает запись 1С с записью Битрикс24 (код, ИНН, внешний идентификатор)?</w:t>
+        <w:t xml:space="preserve">Виталий, когда и в каком виде вы сможете передать нам копию базы 1С или доступ к тестовой базе, в какой версии платформы и с обезличиванием персональных данных? Что для этого нужно: лицензии, защищённый доступ, сервер, подписанное соглашение?</w:t>
       </w:r>
     </w:p>
     <w:p>
@@ -1096,7 +1096,7 @@
         <w:t xml:space="preserve"> </w:t>
       </w:r>
       <w:r>
-        <w:t xml:space="preserve">количество записей, состав реквизитов и описание ключа соответствия; укажите, где это находится в вашей базе.</w:t>
+        <w:t xml:space="preserve">формат передачи, версию платформы, ограничения и порядок подключения (без паролей в тексте).</w:t>
       </w:r>
     </w:p>
     <w:p>
@@ -1120,140 +1120,8 @@
       </w:r>
     </w:p>
     <w:bookmarkEnd w:id="37"/>
-    <w:bookmarkStart w:id="38" w:name="X6fae75a2ab8f4ddfe1160c1fb4cbf6226fa360e"/>
-    <w:p>
-      <w:pPr>
-        <w:pStyle w:val="Heading3"/>
-      </w:pPr>
-      <w:r>
-        <w:t xml:space="preserve">17. Ценообразование: виды цен и коэффициент сложности</w:t>
-      </w:r>
-    </w:p>
-    <w:p>
-      <w:pPr>
-        <w:pStyle w:val="FirstParagraph"/>
-      </w:pPr>
-      <w:r>
-        <w:rPr>
-          <w:bCs/>
-          <w:b/>
-        </w:rPr>
-        <w:t xml:space="preserve">Вопрос:</w:t>
-      </w:r>
-      <w:r>
-        <w:t xml:space="preserve"> </w:t>
-      </w:r>
-      <w:r>
-        <w:t xml:space="preserve">Как в 1С формируется цена в заказе: вид цены, коэффициент сложности, тип расчёта (по площади, по периметру, по количеству)? Почему во время демонстрации цены не подтянулись и исправлено ли это?</w:t>
-      </w:r>
-    </w:p>
-    <w:p>
-      <w:pPr>
-        <w:pStyle w:val="BodyText"/>
-      </w:pPr>
-      <w:r>
-        <w:rPr>
-          <w:bCs/>
-          <w:b/>
-        </w:rPr>
-        <w:t xml:space="preserve">Что описать или прислать:</w:t>
-      </w:r>
-      <w:r>
-        <w:t xml:space="preserve"> </w:t>
-      </w:r>
-      <w:r>
-        <w:t xml:space="preserve">описание алгоритма расчёта цены, список видов цен с коэффициентами, причину сбоя; укажите, где это находится в вашей базе.</w:t>
-      </w:r>
-    </w:p>
-    <w:p>
-      <w:pPr>
-        <w:pStyle w:val="BodyText"/>
-      </w:pPr>
-      <w:r>
-        <w:rPr>
-          <w:bCs/>
-          <w:b/>
-        </w:rPr>
-        <w:t xml:space="preserve">Ответ:</w:t>
-      </w:r>
-    </w:p>
-    <w:p>
-      <w:pPr>
-        <w:pStyle w:val="BodyText"/>
-      </w:pPr>
-      <w:r>
-        <w:t xml:space="preserve"> </w:t>
-      </w:r>
-    </w:p>
     <w:bookmarkEnd w:id="38"/>
-    <w:bookmarkStart w:id="39" w:name="тестовая-копия-базы-и-доступ-для-arwox"/>
-    <w:p>
-      <w:pPr>
-        <w:pStyle w:val="Heading3"/>
-      </w:pPr>
-      <w:r>
-        <w:t xml:space="preserve">18. Тестовая копия базы и доступ для ARWOX</w:t>
-      </w:r>
-    </w:p>
-    <w:p>
-      <w:pPr>
-        <w:pStyle w:val="FirstParagraph"/>
-      </w:pPr>
-      <w:r>
-        <w:rPr>
-          <w:bCs/>
-          <w:b/>
-        </w:rPr>
-        <w:t xml:space="preserve">Вопрос:</w:t>
-      </w:r>
-      <w:r>
-        <w:t xml:space="preserve"> </w:t>
-      </w:r>
-      <w:r>
-        <w:t xml:space="preserve">Когда и в каком виде вы сможете передать копию базы или доступ к тестовой базе, в какой версии платформы, с обезличиванием персональных данных? Что для этого нужно: лицензии, защищённый доступ, сервер, подписанное соглашение?</w:t>
-      </w:r>
-    </w:p>
-    <w:p>
-      <w:pPr>
-        <w:pStyle w:val="BodyText"/>
-      </w:pPr>
-      <w:r>
-        <w:rPr>
-          <w:bCs/>
-          <w:b/>
-        </w:rPr>
-        <w:t xml:space="preserve">Что описать или прислать:</w:t>
-      </w:r>
-      <w:r>
-        <w:t xml:space="preserve"> </w:t>
-      </w:r>
-      <w:r>
-        <w:t xml:space="preserve">формат передачи, версию платформы, ограничения и порядок подключения (без паролей в тексте); укажите, где это находится в вашей базе.</w:t>
-      </w:r>
-    </w:p>
-    <w:p>
-      <w:pPr>
-        <w:pStyle w:val="BodyText"/>
-      </w:pPr>
-      <w:r>
-        <w:rPr>
-          <w:bCs/>
-          <w:b/>
-        </w:rPr>
-        <w:t xml:space="preserve">Ответ:</w:t>
-      </w:r>
-    </w:p>
-    <w:p>
-      <w:pPr>
-        <w:pStyle w:val="BodyText"/>
-      </w:pPr>
-      <w:r>
-        <w:t xml:space="preserve"> </w:t>
-      </w:r>
-    </w:p>
     <w:bookmarkEnd w:id="39"/>
-    <w:bookmarkEnd w:id="40"/>
-    <w:bookmarkEnd w:id="41"/>
     <w:sectPr/>
   </w:body>
 </w:document>

--- a/docs/meetings/2026-10-15-1c-call/1c-voprosy-vitaliy.docx
+++ b/docs/meetings/2026-10-15-1c-call/1c-voprosy-vitaliy.docx
@@ -2,7 +2,7 @@
 <file path=word/document.xml><?xml version="1.0" encoding="utf-8"?>
 <w:document xmlns:w="http://schemas.openxmlformats.org/wordprocessingml/2006/main" xmlns:m="http://schemas.openxmlformats.org/officeDocument/2006/math" xmlns:r="http://schemas.openxmlformats.org/officeDocument/2006/relationships" xmlns:o="urn:schemas-microsoft-com:office:office" xmlns:v="urn:schemas-microsoft-com:vml" xmlns:w10="urn:schemas-microsoft-com:office:word" xmlns:a="http://schemas.openxmlformats.org/drawingml/2006/main" xmlns:pic="http://schemas.openxmlformats.org/drawingml/2006/picture" xmlns:wp="http://schemas.openxmlformats.org/drawingml/2006/wordprocessingDrawing">
   <w:body>
-    <w:bookmarkStart w:id="39" w:name="Xa5e8d7ca11f5222d885014df17fd9a1eeeba3eb"/>
+    <w:bookmarkStart w:id="41" w:name="Xa5e8d7ca11f5222d885014df17fd9a1eeeba3eb"/>
     <w:p>
       <w:pPr>
         <w:pStyle w:val="Heading1"/>
@@ -55,7 +55,7 @@
       </w:r>
     </w:p>
     <w:bookmarkEnd w:id="21"/>
-    <w:bookmarkStart w:id="38" w:name="вопросы"/>
+    <w:bookmarkStart w:id="40" w:name="вопросы"/>
     <w:p>
       <w:pPr>
         <w:pStyle w:val="Heading2"/>
@@ -1120,8 +1120,140 @@
       </w:r>
     </w:p>
     <w:bookmarkEnd w:id="37"/>
+    <w:bookmarkStart w:id="38" w:name="как-в-1с-настроен-расчёт-цены"/>
+    <w:p>
+      <w:pPr>
+        <w:pStyle w:val="Heading3"/>
+      </w:pPr>
+      <w:r>
+        <w:t xml:space="preserve">17. Как в 1С настроен расчёт цены</w:t>
+      </w:r>
+    </w:p>
+    <w:p>
+      <w:pPr>
+        <w:pStyle w:val="FirstParagraph"/>
+      </w:pPr>
+      <w:r>
+        <w:rPr>
+          <w:bCs/>
+          <w:b/>
+        </w:rPr>
+        <w:t xml:space="preserve">Вопрос:</w:t>
+      </w:r>
+      <w:r>
+        <w:t xml:space="preserve"> </w:t>
+      </w:r>
+      <w:r>
+        <w:t xml:space="preserve">Виталий, как в 1С рассчитывается цена в заказе: откуда берутся виды цен, как применяется коэффициент сложности и тип расчёта (по площади, по периметру, по количеству)? Почему на встрече в новых заказах цены не подтянулись и устранена ли причина?</w:t>
+      </w:r>
+    </w:p>
+    <w:p>
+      <w:pPr>
+        <w:pStyle w:val="BodyText"/>
+      </w:pPr>
+      <w:r>
+        <w:rPr>
+          <w:bCs/>
+          <w:b/>
+        </w:rPr>
+        <w:t xml:space="preserve">Что описать или прислать:</w:t>
+      </w:r>
+      <w:r>
+        <w:t xml:space="preserve"> </w:t>
+      </w:r>
+      <w:r>
+        <w:t xml:space="preserve">описание расчёта цены, список видов цен и коэффициентов, причину сбоя с ценами и что сделано для исправления.</w:t>
+      </w:r>
+    </w:p>
+    <w:p>
+      <w:pPr>
+        <w:pStyle w:val="BodyText"/>
+      </w:pPr>
+      <w:r>
+        <w:rPr>
+          <w:bCs/>
+          <w:b/>
+        </w:rPr>
+        <w:t xml:space="preserve">Ответ:</w:t>
+      </w:r>
+    </w:p>
+    <w:p>
+      <w:pPr>
+        <w:pStyle w:val="BodyText"/>
+      </w:pPr>
+      <w:r>
+        <w:t xml:space="preserve"> </w:t>
+      </w:r>
+    </w:p>
     <w:bookmarkEnd w:id="38"/>
+    <w:bookmarkStart w:id="39" w:name="как-в-1с-разносятся-оплаты-по-заказам"/>
+    <w:p>
+      <w:pPr>
+        <w:pStyle w:val="Heading3"/>
+      </w:pPr>
+      <w:r>
+        <w:t xml:space="preserve">18. Как в 1С разносятся оплаты по заказам</w:t>
+      </w:r>
+    </w:p>
+    <w:p>
+      <w:pPr>
+        <w:pStyle w:val="FirstParagraph"/>
+      </w:pPr>
+      <w:r>
+        <w:rPr>
+          <w:bCs/>
+          <w:b/>
+        </w:rPr>
+        <w:t xml:space="preserve">Вопрос:</w:t>
+      </w:r>
+      <w:r>
+        <w:t xml:space="preserve"> </w:t>
+      </w:r>
+      <w:r>
+        <w:t xml:space="preserve">Виталий, как в 1С поступление денег связывается с заказом: загрузкой из банка, по номеру заказа в назначении платежа или вручную? Как отражаются предоплата, доплата, возврат и оплата без номера заказа, и какие данные об оплате сейчас уходят в Битрикс24?</w:t>
+      </w:r>
+    </w:p>
+    <w:p>
+      <w:pPr>
+        <w:pStyle w:val="BodyText"/>
+      </w:pPr>
+      <w:r>
+        <w:rPr>
+          <w:bCs/>
+          <w:b/>
+        </w:rPr>
+        <w:t xml:space="preserve">Что описать или прислать:</w:t>
+      </w:r>
+      <w:r>
+        <w:t xml:space="preserve"> </w:t>
+      </w:r>
+      <w:r>
+        <w:t xml:space="preserve">описание правил разноски оплат и пример цепочки документов оплаты одного заказа без персональных данных.</w:t>
+      </w:r>
+    </w:p>
+    <w:p>
+      <w:pPr>
+        <w:pStyle w:val="BodyText"/>
+      </w:pPr>
+      <w:r>
+        <w:rPr>
+          <w:bCs/>
+          <w:b/>
+        </w:rPr>
+        <w:t xml:space="preserve">Ответ:</w:t>
+      </w:r>
+    </w:p>
+    <w:p>
+      <w:pPr>
+        <w:pStyle w:val="BodyText"/>
+      </w:pPr>
+      <w:r>
+        <w:t xml:space="preserve"> </w:t>
+      </w:r>
+    </w:p>
     <w:bookmarkEnd w:id="39"/>
+    <w:bookmarkEnd w:id="40"/>
+    <w:bookmarkEnd w:id="41"/>
     <w:sectPr/>
   </w:body>
 </w:document>
